--- a/vorlagen/fragenkatalog-hausverwaltung-wohnungskauf/fragenkatalog-hausverwaltung-wohnungskauf.docx
+++ b/vorlagen/fragenkatalog-hausverwaltung-wohnungskauf/fragenkatalog-hausverwaltung-wohnungskauf.docx
@@ -494,7 +494,7 @@
           <w:sz w:val="17"/>
         </w:rPr>
         <w:br/>
-        <w:t>Woran erkennen: Verwaltervertrag und Bestellbeschluss nennen Name, Laufzeit und Vergütung. Als zertifizierter Verwalter darf sich bezeichnen, wer eine Prüfung vor einer Industrie- und Handelskammer abgelegt hat.</w:t>
+        <w:t>Woran erkennen: Verwaltervertrag und Bestellbeschluss nennen Name, Laufzeit und Vergütung.</w:t>
       </w:r>
     </w:p>
     <w:p>
@@ -3507,7 +3507,7 @@
                 <w:sz w:val="15"/>
               </w:rPr>
               <w:br/>
-              <w:t>Woran erkennen: Rechnungen, Schadenakten, Prüfbericht. In größeren Wohngebäuden mit gewerblicher Wasserabgabe ist das Trinkwasser routinemäßig alle drei Jahre zu untersuchen. Kritisch: mehrere Rohrbrüche in kurzer Folge.</w:t>
+              <w:t>Woran erkennen: Rechnungen, Schadenakten, Prüfbericht. Wird Trinkwasser aus einer Anlage zur Trinkwassererwärmung in einer vorgegebenen Größe im Rahmen einer ausschließlich gewerblichen Tätigkeit abgegeben, etwa in größeren Wohngebäuden, ist es routinemäßig alle drei Jahre zu untersuchen. Kritisch: mehrere Rohrbrüche in kurzer Folge.</w:t>
             </w:r>
           </w:p>
         </w:tc>
@@ -4355,7 +4355,7 @@
                 <w:sz w:val="15"/>
               </w:rPr>
               <w:br/>
-              <w:t>Maßnahmen, die über die ordnungsgemäße Erhaltung des gemeinschaftlichen Eigentums hinausgehen, können beschlossen oder einem Eigentümer durch Beschluss gestattet werden. Kritisch: Umbau ausgeführt, Beschluss nicht auffindbar – lassen Sie die Folgen anwaltlich klären.</w:t>
+              <w:t>Maßnahmen, die über die ordnungsmäßige Erhaltung des gemeinschaftlichen Eigentums hinausgehen, können beschlossen oder einem Eigentümer durch Beschluss gestattet werden. Kritisch: Umbau ausgeführt, Beschluss nicht auffindbar – lassen Sie die Folgen anwaltlich klären.</w:t>
             </w:r>
           </w:p>
         </w:tc>
@@ -5107,7 +5107,7 @@
           <w:color w:val="0F1A28"/>
           <w:sz w:val="20"/>
         </w:rPr>
-        <w:t>• Verweigerte Auskunft ist selbst ein Befund: Vier oder mehr Punkte in der Spalte „keine Auskunft“ sprechen dafür, die Unterlagen vor dem Notartermin vollständig nachzufordern.</w:t>
+        <w:t>• Verweigerte Auskunft ist selbst ein Befund: Mehrere Punkte in der Spalte „keine Auskunft“ sprechen dafür, die Unterlagen vor dem Notartermin vollständig nachzufordern.</w:t>
       </w:r>
     </w:p>
     <w:p>
@@ -5228,7 +5228,7 @@
           <w:color w:val="475262"/>
           <w:sz w:val="16"/>
         </w:rPr>
-        <w:t>Grundlagen: § 19 Abs. 2, § 20 Abs. 1, § 24 Abs. 7, § 26a, § 28 Abs. 4 und § 45 Wohnungseigentumsgesetz, Wortlaut abgerufen am 27.09.2026 · Schulz, Joachim: Architektur der Bauschäden, 4. Aufl. 2020, S. 586–589 und S. 596 f. · Vismann (Hrsg.): Wendehorst Bautechnische Zahlentafeln, 37. Aufl. 2021, S. 1612 · Umweltbundesamt: Bleirohre im Trinkwasser; Bundesministerium für Gesundheit: Trinkwasserverordnung und Legionellen · Bundesregierung: Fragen und Antworten zum Gebäudemodernisierungsgesetz, Geltung ab 29.07.2026 · wohnen im eigentum e. V. und Verband Privater Bauherren e. V.: Hinweise zum Wohnungskauf</w:t>
+        <w:t>Grundlagen: § 19 Abs. 2, § 20 Abs. 1, § 24 Abs. 7, § 28 Abs. 4 und § 45 Wohnungseigentumsgesetz, Wortlaut abgerufen am 27.09.2026 · Schulz, Joachim: Architektur der Bauschäden, 4. Aufl. 2020, S. 586–589 und S. 596 f. · Vismann (Hrsg.): Wendehorst Bautechnische Zahlentafeln, 37. Aufl. 2021, S. 1612 · Umweltbundesamt: Bleirohre im Trinkwasser; Bundesministerium für Gesundheit: Trinkwasserverordnung und Legionellen · Bundesregierung: Fragen und Antworten zum Gebäudemodernisierungsgesetz, Geltung ab 29.07.2026 · wohnen im eigentum e. V. und Verband Privater Bauherren e. V.: Hinweise zum Wohnungskauf</w:t>
       </w:r>
     </w:p>
     <w:p>

--- a/vorlagen/fragenkatalog-hausverwaltung-wohnungskauf/fragenkatalog-hausverwaltung-wohnungskauf.docx
+++ b/vorlagen/fragenkatalog-hausverwaltung-wohnungskauf/fragenkatalog-hausverwaltung-wohnungskauf.docx
@@ -2385,7 +2385,7 @@
                 <w:sz w:val="15"/>
               </w:rPr>
               <w:br/>
-              <w:t>Bei Neubauten ist zwischen der Abnahme des Sondereigentums und der des Gemeinschaftseigentums zu unterscheiden; grundsätzlich nimmt jeder Eigentümer das Gemeinschaftseigentum gesondert ab. Lassen Sie das Abnahmeprotokoll anwaltlich prüfen.</w:t>
+              <w:t>Bei Neubauten werden Sondereigentum und Gemeinschaftseigentum getrennt abgenommen. Das Gemeinschaftseigentum nimmt im Grundsatz jeder Eigentümer für sich ab. Lassen Sie das Abnahmeprotokoll anwaltlich prüfen.</w:t>
             </w:r>
           </w:p>
         </w:tc>
